--- a/example_articles/occupations/Multiple/2.occupations_Multiple_New_York_Times.docx
+++ b/example_articles/occupations/Multiple/2.occupations_Multiple_New_York_Times.docx
@@ -27,17 +27,17 @@
     </w:p>
     <w:p>
       <w:r>
-        <w:t>Source File: NYT/45.DOCX</w:t>
+        <w:t>Source file: NYT/45.DOCX</w:t>
       </w:r>
     </w:p>
     <w:p>
       <w:r>
-        <w:t>Raw locations result: ['Connecticut']</w:t>
+        <w:t>Raw occupations result, 'occupations': ['Manufacturing and Industrial Jobs', 'Skilled Trades and Manual Labor']</w:t>
       </w:r>
     </w:p>
     <w:p>
       <w:r>
-        <w:t>occupations_stand_flat (Standardized): Multiple</w:t>
+        <w:t>Standardized occupations result, 'occupations_stand_flat': Multiple</w:t>
       </w:r>
     </w:p>
     <w:p>

--- a/example_articles/occupations/Multiple/2.occupations_Multiple_New_York_Times.docx
+++ b/example_articles/occupations/Multiple/2.occupations_Multiple_New_York_Times.docx
@@ -7,7 +7,7 @@
         <w:pStyle w:val="Heading1"/>
       </w:pPr>
       <w:r>
-        <w:t>Queens Youth Fatally Shot in Fight Over Moped</w:t>
+        <w:t>Stirring a Debate on Breaking Racism's Shackles</w:t>
       </w:r>
     </w:p>
     <w:p>
@@ -17,22 +17,22 @@
     </w:p>
     <w:p>
       <w:r>
-        <w:t>Date: 1990-08-03</w:t>
+        <w:t>Date: 1990-05-30</w:t>
       </w:r>
     </w:p>
     <w:p>
       <w:r>
-        <w:t>Section: Section B; Page 1, Column 3; Metropolitan Desk</w:t>
+        <w:t>Section: Section A; Page 18, Column 1; National Desk</w:t>
       </w:r>
     </w:p>
     <w:p>
       <w:r>
-        <w:t>Source file: NYT/45.DOCX</w:t>
+        <w:t>Source file: NYT/42.DOCX</w:t>
       </w:r>
     </w:p>
     <w:p>
       <w:r>
-        <w:t>Raw occupations result, 'occupations': ['Manufacturing and Industrial Jobs', 'Skilled Trades and Manual Labor']</w:t>
+        <w:t>Raw occupations result, 'occupations': ['Transportation', 'Service']</w:t>
       </w:r>
     </w:p>
     <w:p>
@@ -49,57 +49,75 @@
     </w:p>
     <w:p>
       <w:r>
-        <w:t>A 14-year-old from Queens was shot and killed on Wednesday night in an argument over a moped, the police said.</w:t>
+        <w:t>Among those who have read or heard his views on race, it is very hard to find anyone, black or white, with a neutral reaction to Shelby Steele.</w:t>
         <w:br/>
-        <w:t>The shooting was the most recent in a series of killings over minor disputes that the police say reflect a growing disrespect for life among youths living in crime-ridden neighborhoods.</w:t>
+        <w:t>To many whites and conservative blacks, Mr. Steele has given eloquent voice to painful truths that are almost always left unspoken in the nation's circumscribed public discourse on race. To many black politicians and civil rights figures, he is a turncoat, a privileged black man whose visibility and success stem from his ability to say precisely what white America most wants to hear.</w:t>
         <w:br/>
-        <w:t>In Queens the murder weapon was an unlicensed .380 semiautomatic pistol bought from a black-market dealer in the neighborhood, youths from the area said.</w:t>
+        <w:t>No matter what the reaction, it is clear that Mr. Steele, whose criticism of affirmative action and much of what is usually thought to be the black agenda has gained increasing visibility over the past year, now finds himself at the heart of the nation's increasing anguish over race and the traditional approaches to dealing with the issue.</w:t>
         <w:br/>
-        <w:t>The victim, Shamel Knight, was shot in the mouth and killed after he had told another teen-ager to stop riding a moped that belonged to a friend of his, the police said.</w:t>
+        <w:t>''The interest is there for one reason that's obvious to everybody,'' said Mr. Steele, whose closely cropped hair, blue blazer, olive slacks, burgundy pin-striped shirt and black tie reflect the button-down cool of his essays. ''As we have come to experience more opportunity in American life, we have fallen further behind. It's one of the biggest sociological contradictions of late 20th century life. It's clear that whatever we're doing isn't working, and I think the audience is there because people on both sides of the racial divide understand what I'm saying.''</w:t>
         <w:br/>
-        <w:t>The youth identified by witnesses as the gunman, Dion Mines, 19, had told friends in the past that he wanted to become a famous criminal, to make a name for himself as a neighborhood tough.</w:t>
+        <w:t>Bursting From Obscurity</w:t>
         <w:br/>
-        <w:t>The shooting was at 11:11 on a quiet street of working-class Corona a few blocks from Shea Stadium, the police said. Earlier in the evening 10 youths from 12 to 19 had been taking turns riding a moped, Lieut. Shelly Neal of the 115th Precinct detectives said. The police said the motorbike belonged to Shamel. Friends of the slain boy said he had borrowed it from a friend.</w:t>
+        <w:t>Over the past year, Mr. Steele has gone from being an obscure English professor at San Jose State University to an almost ubiquitous commentator on race. He shows up on television news programs like ''Nightline,'' has produced a public-television documentary on the Yusuf K. Hawkins killing in the Bensonhurt section of Brooklyn and has been published in Harper's, The American Scholar, The Washington Post, The New York Times Magazine and Commentary. A collection of his essays on race is to be published later this year.</w:t>
         <w:br/>
-        <w:t>At about 11 o'clock, the teen-agers put away the motorbike in a driveway behind 34-14 109th Street, a ramshackle three-story building where Mr. Mines lives, witnesses said. Minutes later, as the group went down the street, Mr. Mines left the driveway on the moped, said a friend of Shamel, Shahid Whiting, 14. ''Shamel yelled, 'Get off my bike!' '' Shahid recounted. ''Then the other kid said: 'You all want a beef! You all want a beef!' And then he ran into his house.''</w:t>
+        <w:t>Mr. Steele's arguments, which in some ways mirror those made for a decade by black conservatives, is more complicated than the point-counterpoint to which it is often reduced on television. It boils down to the assertion that while racism still exists, it is not what is holding back America's black people. Instead, Mr. Steele asserts, the specter of racism has become a crippling fixation of blacks, a way not just to excuse failures but to avoid dealing with real problems.</w:t>
         <w:br/>
-        <w:t>Two witnesses said Mr. Mines left the house a minute later with a gun in his hand. His 16-year-old brother, Elbert, wrapped his arms around Dion Mines to restrain him, the witnesses said, but he broke away.</w:t>
+        <w:t>He says this sense of victimization has led blacks to rely on programs like affirmative action that both stem from and perpetuate their sense of being victims. And he says the insistence on black victimization and white guilt sets in motion a never-ending, and ultimately futile, interracial battle in which attaining a moral high ground counts for more than achieving results.</w:t>
         <w:br/>
-        <w:t>Shahid said Dion Mines put the gun barrel up to the face of Gerald Scott, 14, and said, '' 'What's up, man?' ''</w:t>
+        <w:t>''This leaves us with an identity that is at war with our best interests, that magnifies our oppression and diminishes our sense of possiblity,'' he wrote in the May issue of Harper's, Expressions of Bitterness Many blacks react angrily to Mr. Steele and his visibility in the mainstream news media. A review of his documentary on Bensonhurst in The Village Voice lambasted what it termed his ''enfeebled and handwringing apologias for the state of American racial discourse.'' Julian Bond, the civil rights figure and former Georgia State Senator, responded to one of Mr. Steele's essays in Harper's by saying it could have been written 30 years ago by Bull Connor or George Wallace.</w:t>
         <w:br/>
-        <w:t>''Then Shamel said, 'If you want to pull a gun, you have to use that gun,''' Shahid recalled. ''And Dion said, 'You think I'm joking here.' ''</w:t>
+        <w:t>Critics say he shows no grasp of the problems of the inner city poor and instead shines a harsh light on elements of the psyches of American blacks without offering solutions other than a vague call for self-help.</w:t>
         <w:br/>
-        <w:t>With the moped between them, Mr. Mines pointed the gun at Shamel and pulled the trigger, witnesses said. The gun clicked but did not fire. Mr. Mines recocked the gun, Shahid said. Mr. Mines pulled the trigger again. The gun fired. The bullet tore through Shamel Knight's mouth and entered his brain.</w:t>
-        <w:br/>
-        <w:t>He was taken to the City Hospital Center at Elmhurst, where he died at 11:45, the police said. A shell casing was found at the scene. The gun was not recovered.</w:t>
+        <w:t>''I just think the guy's off the wall, really,'' said Representative John Lewis, a black Democrat from Georgia who is a longtime civil rights leader. ''There are these people, Steele in particular, sitting in their ivory towers far removed from the problems of poor, downtrodden black Americans. He's one of those who feels very comfortable articulating the position that the victim is responsible for his own situation.''</w:t>
         <w:br/>
         <w:t xml:space="preserve"> </w:t>
         <w:br/>
-        <w:t>Search for Suspect</w:t>
+        <w:t>'A Superb Scholar'</w:t>
         <w:br/>
-        <w:t>The police said that they were searching for Mr. Mines and that they had a search warrant for a house where he is believed to be hiding. They would not disclose the location.</w:t>
+        <w:t>But not all Mr. Steele's approval comes from whites. Although it is hard to find evidence of conservative political strength among blacks, Mr. Steele is only one of a number of black writers and thinkers who in different ways break sharply with the view of race found in the traditional civil rights movement. These include the economists Glenn Loury of Harvard University, Thomas Sowell of the Hoover Institution and Walter Williams of George Mason University; the writer Stanley Crouch, and other academics like Julius Lester of the University of Massachusetts and Anne Wortham of Washington and Lee University.</w:t>
         <w:br/>
-        <w:t>Witnesses to the shooting said Mr. Mines and his brother fled on foot. The other youths ran to tell Shamel's mother, Cynthia Knight Crumpley, that her boy was dying. Among them was Shamel's 12-year-old brother, Naquan.</w:t>
+        <w:t>''I think he's a superb scholar, he's thoughtful, he writes well, he's honest, he's a breath of fresh air,'' said Robert Woodson, the director of the National Center for Neighborhood Enterprise in Washington who is black. ''Some of us have been saying the same things for years, and we're just pleased that someone who challenges the traditional wisdom can get a hearing.''</w:t>
         <w:br/>
-        <w:t>''My son Naquan ran here and said, 'Shamel is shot,' '' Mrs. Crumpley said yesterday. ''I ran down the street and saw him laying there. I saw this blood on his head. I thought he was just grazed.''</w:t>
+        <w:t>Mr. Steele, who is 44 years old, grew up in the working-class Chicago suburb of Phoenix. His father, a truck driver, and his mother, a social worker, were devoted to the civil rights movement. He attended Coe College in Iowa, where his heroes included Malcolm X. He headed the black student organization at the height of the black power movement.</w:t>
         <w:br/>
-        <w:t>Shamel lived in a three-story house at 27-26 111th Street with his mother, brother and a 10-year-old stepbrother, said his family and friends. His mother said she raised the family on welfare. His stepfather, Thomas Crumpley, has been in prison for four years.</w:t>
-        <w:br/>
-        <w:t>A student with a B average, Shamel graduated from Junior High School 145 in June and was planning to go to William Cullen Bryant High School next month, where he hoped to run track and play basketball, his mother said.</w:t>
+        <w:t>But after teaching Afro-American literature at an experimental program for poor blacks in East St. Louis, Ill., he pursued a conventional academic career, eventually getting a Ph.D. in English from the University of Utah and going on to teach at San Jose State.</w:t>
         <w:br/>
         <w:t xml:space="preserve"> </w:t>
         <w:br/>
-        <w:t>Police at the Door</w:t>
+        <w:t>Dislikes Affirmative Action</w:t>
         <w:br/>
-        <w:t>Dion Mines's father, Willy, said he had not seen his sons since he went home from his job at a liquor store at midnight and found the the police at his door. ''I don't know anything about it,'' he said. ''At night I go straight upstairs and drink my bottle of wine and go to sleep.''</w:t>
+        <w:t>As Mr. Steele tells it, he began writing on race after he was annoyed by a 1986 radio broadcast on the holiday for the Rev. Dr. Martin Luther King Jr. in which a black leader was espousing what Mr. Steele considered the cliches of the civil rights movement.</w:t>
         <w:br/>
-        <w:t>Mr. Mines said Dion Mines had been expelled from two high schools, was a slow learner and suffered from violent fits for four years. The father said that psychiatrists had examined his son, but that he did not have details. ''He's got a mental problem,'' Mr. Mines said. ''He was mentally disturbed in the head.''</w:t>
+        <w:t>Mr. Steele says he had not read any of the black conservatives when he began writing on race, and he clearly has both similarities and differences with them. He does not hew to a doctrinaire hostility to government programs. He says many of the programs, particularly those that derive from racial preferences, do not work. He says affirmative action, for example, diminishes the achievements of blacks, whose gains are tainted by the appearance of favoritism, and creates resentment among whites.</w:t>
         <w:br/>
-        <w:t>Dion Mines's mother, Sylvia Mines, is a social worker for the Human Resources Administration at an Income Maintenence Center in Long Island City, Mr. Mines said. A spokesman for the H.R.A., Earl Weber, said Mrs. Mines was in charge of evaluating eligibility for welfare.</w:t>
+        <w:t>Mr. Steele's writing ventures onto perhaps its most emotionally charged turf when he deals with what he sees as a widespread sense of inadequacy among blacks when they enter the economic and social mainstream. He says that feeling plays out in a number of ways:self-enforced separatism by black students on white campuses; an avoidance of many forms of intellectual and academic competition by blacks who fear it is more dangerous to try and fail than not to try at all.</w:t>
         <w:br/>
-        <w:t>Friends of Dion Mines described him as simple minded and at times irrational. They said he often talked about wanting to make a name for himself by killing someone and sometimes mentioned that he would like to be a criminal featured on the ''American's Most Wanted'' on the Fox television network.</w:t>
+        <w:t>He said this is a bitter legacy of 350 years of oppression that whites as well as blacks have a responsibility to change. But he said it did blacks no good to ignore their real fears and blame racism for all their failings.</w:t>
         <w:br/>
-        <w:t>Several neighborhood teen-agers said it was easy to obtain an unlicensed gun on the street for as little as $100. ''You just got to know somebody,'' one said. ''They sell them everywhere, on the street, out of cars, at people's houses. For $100 you can get one of those little .22's.''</w:t>
+        <w:t>''Blacks have tremendous possibilities if they know what they're up against'' he said. ''But if you think you're just up against white racism and you're just a total victim of it, then you can't do anything except be mad.'' Too Far Removed?  To his critics, Mr. Steele's message is at best hopelessly oversimplified and at worst deeply harmful. They say it gives whites more reasons not to finance social programs at a time of already scarce resources. Many say Mr. Steele, as a college professor whose wife, Rita, a psychologist, is white, is simply too far removed from the problems faced by most blacks.</w:t>
+        <w:br/>
+        <w:t>Adolph Reed, a black political science professor at Yale University, said Mr. Steele's criticism of affirmative action, for example, made much less sense when applied to programs for working-class blacks.</w:t>
+        <w:br/>
+        <w:t>Eddie N. Williams, president of the Joint Center for Political and Economic Studies, a black research organization, said Mr. Steele's apparent indifference to most government programs seemed to deny blacks the government assistance every other group in America has been able to use. He added that the problems of the black poor reflected not the failure of government intervention, but an insufficient moral or financial commitment to make the programs work.</w:t>
+        <w:br/>
+        <w:t>Between the two poles are some blacks who say Mr. Steele has some valid viewpoints that are diminished by a racial naivete.</w:t>
+        <w:br/>
+        <w:t xml:space="preserve"> </w:t>
+        <w:br/>
+        <w:t>Points of Agreement</w:t>
+        <w:br/>
+        <w:t>''He's big on personal responsibility; he's right,'' said Cornel West, a religion professor and head of the Afro-American studies program at Princeton University. ''He's big on struggling with the badge of inferiority; he's right. He's big on the impact of the quest for white validation and recognition and the difficulty of achieving that by means of affirmative action; he's right. But he trivializes these very valuable insights when he overlooks the degree to which so much of the responsibility also falls on the side on the white, skewed, limited and usually racist perceptions that dictate the quest for black acceptance.''</w:t>
+        <w:br/>
+        <w:t>Still, some critics as well as friends agree that Mr. Steele may contribute something positive if he helps foster a more honest debate on racial issues.</w:t>
+        <w:br/>
+        <w:t>''There's a shrouded quality to our public discourse on racial subjects,'' said Mr. Loury. ''A lot of stuff doesn't get said that people are really thinking. Whites don't want to get called racists. Blacks don't want to be called disloyal. As a result, a genuine critical discourse where a lot of different ideas get put on the table and bandied about never really happens.''</w:t>
+        <w:br/>
+        <w:t>Mr. Steele says he is aware of both the pain his writing evokes and the questions it leaves unanswered.</w:t>
+        <w:br/>
+        <w:t>''James Baldwin used to talk about that a great deal, that one of the real pitfalls of black writers is that they feel they have to speak for all of black America and have all the answers to enormous problems,'' he said.</w:t>
+        <w:br/>
+        <w:t>''I try to avoid that trap. I know I don't have all the answers, but I try to write what I know. Some people say I shine a harsh light on difficult problems. But I never shine a light on anything I haven't experienced or write about fears I don't see in myself first. I'm my own first target. I spill my own blood first.''</w:t>
         <w:br/>
         <w:br/>
         <w:t>Graphic</w:t>
@@ -107,7 +125,7 @@
         <w:br/>
         <w:t xml:space="preserve"> </w:t>
         <w:br/>
-        <w:t>Photos: Shamel Knight in a photograph taken last year, when he was 13 years old. He was killed on Wednesday night. (pg. B1); Neighborhood youngsters looking at a photograph of Shamel Knight, 14 years old, that his mother placed on their stoop in Corona, Queens. (Jim Estrin for The New York Times) (pg. B2)</w:t>
+        <w:t>Photo: Shelby Steele at his home in San Jose, Calif. (Terrence McCarthy for The New York Times)</w:t>
       </w:r>
     </w:p>
     <w:sectPr>

--- a/example_articles/occupations/Multiple/2.occupations_Multiple_New_York_Times.docx
+++ b/example_articles/occupations/Multiple/2.occupations_Multiple_New_York_Times.docx
@@ -7,7 +7,7 @@
         <w:pStyle w:val="Heading1"/>
       </w:pPr>
       <w:r>
-        <w:t>Stirring a Debate on Breaking Racism's Shackles</w:t>
+        <w:t>In A.T.M. Case, A Splashy Trail Of Big Spending</w:t>
       </w:r>
     </w:p>
     <w:p>
@@ -17,22 +17,22 @@
     </w:p>
     <w:p>
       <w:r>
-        <w:t>Date: 1990-05-30</w:t>
+        <w:t>Date: 2013-05-11</w:t>
       </w:r>
     </w:p>
     <w:p>
       <w:r>
-        <w:t>Section: Section A; Page 18, Column 1; National Desk</w:t>
+        <w:t>Section: Section A; Column 0; Metropolitan Desk; Pg. 1</w:t>
       </w:r>
     </w:p>
     <w:p>
       <w:r>
-        <w:t>Source file: NYT/42.DOCX</w:t>
+        <w:t>Source file: NYT/36.DOCX</w:t>
       </w:r>
     </w:p>
     <w:p>
       <w:r>
-        <w:t>Raw occupations result, 'occupations': ['Transportation', 'Service']</w:t>
+        <w:t>Raw occupations result, 'occupations': ['Transportation', 'Service', 'Service (Retail)']</w:t>
       </w:r>
     </w:p>
     <w:p>
@@ -49,75 +49,76 @@
     </w:p>
     <w:p>
       <w:r>
-        <w:t>Among those who have read or heard his views on race, it is very hard to find anyone, black or white, with a neutral reaction to Shelby Steele.</w:t>
+        <w:t>Three worked as bus drivers for special-needs children, two worked at Kmart and another delivered pizza for Domino's.</w:t>
         <w:br/>
-        <w:t>To many whites and conservative blacks, Mr. Steele has given eloquent voice to painful truths that are almost always left unspoken in the nation's circumscribed public discourse on race. To many black politicians and civil rights figures, he is a turncoat, a privileged black man whose visibility and success stem from his ability to say precisely what white America most wants to hear.</w:t>
+        <w:t>A majority had gone to high school together, and for the most part they seemed like just another group of men who did little to stand out in their working-class neighborhood in Yonkers.</w:t>
         <w:br/>
-        <w:t>No matter what the reaction, it is clear that Mr. Steele, whose criticism of affirmative action and much of what is usually thought to be the black agenda has gained increasing visibility over the past year, now finds himself at the heart of the nation's increasing anguish over race and the traditional approaches to dealing with the issue.</w:t>
+        <w:t>But around Christmas, something changed. They flaunted Rolex watches, drove new luxury cars and took off on trips to Miami, where they went on more shopping sprees.</w:t>
         <w:br/>
-        <w:t>''The interest is there for one reason that's obvious to everybody,'' said Mr. Steele, whose closely cropped hair, blue blazer, olive slacks, burgundy pin-striped shirt and black tie reflect the button-down cool of his essays. ''As we have come to experience more opportunity in American life, we have fallen further behind. It's one of the biggest sociological contradictions of late 20th century life. It's clear that whatever we're doing isn't working, and I think the audience is there because people on both sides of the racial divide understand what I'm saying.''</w:t>
+        <w:t>The eight young men, according to law enforcement officials, had just pulled off the first of two thefts that would ultimately rank among the biggest in New York City history, successful beyond their wildest hopes.</w:t>
         <w:br/>
-        <w:t>Bursting From Obscurity</w:t>
+        <w:t>In all, they are accused of stealing $2.8 million. But, the authorities charge, they were just a small piece of a global ring that executed one of the most far-reaching and best-coordinated crimes of the Internet age, looting $45 million from automated teller machines around the globe, using data stolen from prepaid debit card accounts, all in a matter of hours.</w:t>
         <w:br/>
-        <w:t>Over the past year, Mr. Steele has gone from being an obscure English professor at San Jose State University to an almost ubiquitous commentator on race. He shows up on television news programs like ''Nightline,'' has produced a public-television documentary on the Yusuf K. Hawkins killing in the Bensonhurt section of Brooklyn and has been published in Harper's, The American Scholar, The Washington Post, The New York Times Magazine and Commentary. A collection of his essays on race is to be published later this year.</w:t>
+        <w:t>Despite the sophistication of the crime, the men from Yonkers seemed genuinely awe-struck by their good fortune, according to a law enforcement official involved in the investigation, and their eagerness to flash their profits helped lead to their arrests.</w:t>
         <w:br/>
-        <w:t>Mr. Steele's arguments, which in some ways mirror those made for a decade by black conservatives, is more complicated than the point-counterpoint to which it is often reduced on television. It boils down to the assertion that while racism still exists, it is not what is holding back America's black people. Instead, Mr. Steele asserts, the specter of racism has become a crippling fixation of blacks, a way not just to excuse failures but to avoid dealing with real problems.</w:t>
+        <w:t>Alberto Yusi Lajud-Peña, who is believed to have been the leader of the crew, fled to Dominican Republic and quickly bought a pickup truck as he started spending what apparently was his share of the take.</w:t>
         <w:br/>
-        <w:t>He says this sense of victimization has led blacks to rely on programs like affirmative action that both stem from and perpetuate their sense of being victims. And he says the insistence on black victimization and white guilt sets in motion a never-ending, and ultimately futile, interracial battle in which attaining a moral high ground counts for more than achieving results.</w:t>
+        <w:t>He was killed last month, the victim of a botched robbery devised by his in-laws, according to local law enforcement officials. And the splurges on luxury goods by other members of the crew -- many documented in photographs snapped on their cellphones -- helped build prosecutors' case against them.</w:t>
         <w:br/>
-        <w:t>''This leaves us with an identity that is at war with our best interests, that magnifies our oppression and diminishes our sense of possiblity,'' he wrote in the May issue of Harper's, Expressions of Bitterness Many blacks react angrily to Mr. Steele and his visibility in the mainstream news media. A review of his documentary on Bensonhurst in The Village Voice lambasted what it termed his ''enfeebled and handwringing apologias for the state of American racial discourse.'' Julian Bond, the civil rights figure and former Georgia State Senator, responded to one of Mr. Steele's essays in Harper's by saying it could have been written 30 years ago by Bull Connor or George Wallace.</w:t>
+        <w:t>After the scope and details of the crime became public on Thursday with the unsealing of an indictment in Brooklyn, bank managers flooded the authorities with worried calls, and anyone with a bank card tucked in a wallet was left to wonder, in a world where millions of dollars can be moved with a keystroke, how safe savings were.</w:t>
         <w:br/>
-        <w:t>Critics say he shows no grasp of the problems of the inner city poor and instead shines a harsh light on elements of the psyches of American blacks without offering solutions other than a vague call for self-help.</w:t>
+        <w:t>But most of the New York crew members seemed to be unaware of the dimensions of their crime, said law enforcement officials and people who have spoken to the young men who have been charged.</w:t>
         <w:br/>
-        <w:t>''I just think the guy's off the wall, really,'' said Representative John Lewis, a black Democrat from Georgia who is a longtime civil rights leader. ''There are these people, Steele in particular, sitting in their ivory towers far removed from the problems of poor, downtrodden black Americans. He's one of those who feels very comfortable articulating the position that the victim is responsible for his own situation.''</w:t>
+        <w:t>''They probably couldn't even find the countries where this scheme was created'' on a map, said Patrick Brackley, a lawyer representing Elvis Rafael Rodriguez, one of those indicted.</w:t>
         <w:br/>
-        <w:t xml:space="preserve"> </w:t>
+        <w:t>Mr. Rodriguez, like the others, entered a not-guilty plea. But Mr. Brackley did not dispute that Mr. Rodriguez was one of the people shown in photographs posing proudly with stacks of stolen cash.</w:t>
         <w:br/>
-        <w:t>'A Superb Scholar'</w:t>
+        <w:t>''That is the class of criminal you are dealing with,'' Mr. Brackley said, noting that whatever the skills required of the global operation, the New York participants were at the ''very, very low, low end.''</w:t>
         <w:br/>
-        <w:t>But not all Mr. Steele's approval comes from whites. Although it is hard to find evidence of conservative political strength among blacks, Mr. Steele is only one of a number of black writers and thinkers who in different ways break sharply with the view of race found in the traditional civil rights movement. These include the economists Glenn Loury of Harvard University, Thomas Sowell of the Hoover Institution and Walter Williams of George Mason University; the writer Stanley Crouch, and other academics like Julius Lester of the University of Massachusetts and Anne Wortham of Washington and Lee University.</w:t>
+        <w:t>Investigators around the world are still working to identify members of the network and to determine how it was organized and how its participants were recruited. In court documents made public, investigators point to e-mail correspondence between Mr. Lajud and an organization in Russia known to be involved in money laundering.</w:t>
         <w:br/>
-        <w:t>''I think he's a superb scholar, he's thoughtful, he writes well, he's honest, he's a breath of fresh air,'' said Robert Woodson, the director of the National Center for Neighborhood Enterprise in Washington who is black. ''Some of us have been saying the same things for years, and we're just pleased that someone who challenges the traditional wisdom can get a hearing.''</w:t>
+        <w:t>They also cite a trip three of the men made to Bucharest, the Romanian capital, on Jan. 9 -- 19 days after the first $5 million was withdrawn from 4,500 A.T.M.'s. The plane tickets, according to court documents, were bought in cash after American Airlines canceled the original reservation, suspecting a stolen credit card had been used to book the flight.</w:t>
         <w:br/>
-        <w:t>Mr. Steele, who is 44 years old, grew up in the working-class Chicago suburb of Phoenix. His father, a truck driver, and his mother, a social worker, were devoted to the civil rights movement. He attended Coe College in Iowa, where his heroes included Malcolm X. He headed the black student organization at the height of the black power movement.</w:t>
+        <w:t>''We believe they were carrying a large amount of money with them,'' according to one of the law enforcement officials, who requested anonymity because of the continuing investigation.</w:t>
         <w:br/>
-        <w:t>But after teaching Afro-American literature at an experimental program for poor blacks in East St. Louis, Ill., he pursued a conventional academic career, eventually getting a Ph.D. in English from the University of Utah and going on to teach at San Jose State.</w:t>
+        <w:t>The Secret Service was alerted soon after the A.T.M.'s were drained in December.</w:t>
         <w:br/>
-        <w:t xml:space="preserve"> </w:t>
+        <w:t>The authorities seized bank surveillance video showing withdrawals by ''cashing crews'' in New York and elsewhere, leaving investigators thousands of hours of footage to review.</w:t>
         <w:br/>
-        <w:t>Dislikes Affirmative Action</w:t>
+        <w:t>But after crews in about 24 countries struck again on Feb. 19, stealing $40 million in more than 36,000 A.T.M. transactions, the authorities in New York were able to start matching faces from the two series of thefts, the law enforcement official said.</w:t>
         <w:br/>
-        <w:t>As Mr. Steele tells it, he began writing on race after he was annoyed by a 1986 radio broadcast on the holiday for the Rev. Dr. Martin Luther King Jr. in which a black leader was espousing what Mr. Steele considered the cliches of the civil rights movement.</w:t>
+        <w:t>The cashing crews largely targeted machines at big banks, rather than at delis or convenience stores, because they allow larger withdrawals, the official said.</w:t>
         <w:br/>
-        <w:t>Mr. Steele says he had not read any of the black conservatives when he began writing on race, and he clearly has both similarities and differences with them. He does not hew to a doctrinaire hostility to government programs. He says many of the programs, particularly those that derive from racial preferences, do not work. He says affirmative action, for example, diminishes the achievements of blacks, whose gains are tainted by the appearance of favoritism, and creates resentment among whites.</w:t>
+        <w:t>In the December and the February thefts, hackers obtained account information from bank card processing companies, then raised withdrawal limits. Crews then encoded the information on cards with magnetic strips and used them at the A.T.M.'s.</w:t>
         <w:br/>
-        <w:t>Mr. Steele's writing ventures onto perhaps its most emotionally charged turf when he deals with what he sees as a widespread sense of inadequacy among blacks when they enter the economic and social mainstream. He says that feeling plays out in a number of ways:self-enforced separatism by black students on white campuses; an avoidance of many forms of intellectual and academic competition by blacks who fear it is more dangerous to try and fail than not to try at all.</w:t>
+        <w:t>The men arrested as part of the New York crew are Jael Mejia Collado, 23; Joan Luis Minier Lara, 22; Evan Jose Peña, 35; Jose Familia Reyes, 24; Mr. Rodriguez, 24; Emir Yasser Yeje, 24; and Chung Yu-Holguin, 22.</w:t>
         <w:br/>
-        <w:t>He said this is a bitter legacy of 350 years of oppression that whites as well as blacks have a responsibility to change. But he said it did blacks no good to ignore their real fears and blame racism for all their failings.</w:t>
+        <w:t>Only Evan Peña has been in prison before, on a drug conviction. A search of public records did not reveal criminal records for any of the other men.</w:t>
         <w:br/>
-        <w:t>''Blacks have tremendous possibilities if they know what they're up against'' he said. ''But if you think you're just up against white racism and you're just a total victim of it, then you can't do anything except be mad.'' Too Far Removed?  To his critics, Mr. Steele's message is at best hopelessly oversimplified and at worst deeply harmful. They say it gives whites more reasons not to finance social programs at a time of already scarce resources. Many say Mr. Steele, as a college professor whose wife, Rita, a psychologist, is white, is simply too far removed from the problems faced by most blacks.</w:t>
+        <w:t>Learning about the case this week, Milton Velez, 49, who has known Mr. Rodriguez since childhood, shook his head in disbelief.</w:t>
         <w:br/>
-        <w:t>Adolph Reed, a black political science professor at Yale University, said Mr. Steele's criticism of affirmative action, for example, made much less sense when applied to programs for working-class blacks.</w:t>
+        <w:t>''That guy? Wow. I'm really surprised,'' he said. ''He was always a good kid. I'd drive him and his mom and his little brother to ShopRite, and he'd help me upstairs with the groceries.''</w:t>
         <w:br/>
-        <w:t>Eddie N. Williams, president of the Joint Center for Political and Economic Studies, a black research organization, said Mr. Steele's apparent indifference to most government programs seemed to deny blacks the government assistance every other group in America has been able to use. He added that the problems of the black poor reflected not the failure of government intervention, but an insufficient moral or financial commitment to make the programs work.</w:t>
+        <w:t>But when the authorities started to round up his friends in early March, Mr. Rodriguez fled to John F. Kennedy International Airport to board a flight to the Dominican Republic. He was arrested at the airport, according to the law enforcement official.</w:t>
         <w:br/>
-        <w:t>Between the two poles are some blacks who say Mr. Steele has some valid viewpoints that are diminished by a racial naivete.</w:t>
+        <w:t>Mr. Lajud, the suspected crew leader, was more successful, arriving in the Dominican Republic around April 11, friends and relatives said. He split time between Santiago, his birth city, and San Francisco de Macorís, the nearby city where his wife lived.</w:t>
         <w:br/>
-        <w:t xml:space="preserve"> </w:t>
+        <w:t>Soon after arriving in the Dominican Republic, he paid $23,000 for a 2006 Toyota pickup truck.</w:t>
         <w:br/>
-        <w:t>Points of Agreement</w:t>
+        <w:t>His wife's cousins, with whom Mr. Lajud and his wife lived after he arrived, realized that he had come into a large amount of money and orchestrated a plan to rob him, local prosecutors said.</w:t>
         <w:br/>
-        <w:t>''He's big on personal responsibility; he's right,'' said Cornel West, a religion professor and head of the Afro-American studies program at Princeton University. ''He's big on struggling with the badge of inferiority; he's right. He's big on the impact of the quest for white validation and recognition and the difficulty of achieving that by means of affirmative action; he's right. But he trivializes these very valuable insights when he overlooks the degree to which so much of the responsibility also falls on the side on the white, skewed, limited and usually racist perceptions that dictate the quest for black acceptance.''</w:t>
+        <w:t>''We are continuing to investigate, but we don't have any reason to believe that it was related to the case in the United States,'' Regis Victorio-Reyes, a local district attorney, said.</w:t>
         <w:br/>
-        <w:t>Still, some critics as well as friends agree that Mr. Steele may contribute something positive if he helps foster a more honest debate on racial issues.</w:t>
+        <w:t>For his part, Mr. Lajud seemed aware that someone might be out to harm him.</w:t>
         <w:br/>
-        <w:t>''There's a shrouded quality to our public discourse on racial subjects,'' said Mr. Loury. ''A lot of stuff doesn't get said that people are really thinking. Whites don't want to get called racists. Blacks don't want to be called disloyal. As a result, a genuine critical discourse where a lot of different ideas get put on the table and bandied about never really happens.''</w:t>
+        <w:t>''He'd go straight from the house to the truck with the pistol in his hand for everyone to see,'' a San Francisco resident said.</w:t>
         <w:br/>
-        <w:t>Mr. Steele says he is aware of both the pain his writing evokes and the questions it leaves unanswered.</w:t>
+        <w:t>On April 27, Mr. Lajud was playing dominoes with his wife's cousins in a single-story concrete home. In the bedroom lay an envelope filled with $100,000, along with an M-16 machine gun, a 9-millimeter Smith &amp; Wesson pistol, a .22-caliber Ruger handgun and boxes of ammunition, the police said.</w:t>
         <w:br/>
-        <w:t>''James Baldwin used to talk about that a great deal, that one of the real pitfalls of black writers is that they feel they have to speak for all of black America and have all the answers to enormous problems,'' he said.</w:t>
+        <w:t>When two hooded men entered the home, Mr. Lajud drew a .45-caliber Glock pistol but was shot five times, according to Col. Juan Luis Sierra of the National Police. The hooded men and the wife's cousins fled, leaving the cash.</w:t>
         <w:br/>
-        <w:t>''I try to avoid that trap. I know I don't have all the answers, but I try to write what I know. Some people say I shine a harsh light on difficult problems. But I never shine a light on anything I haven't experienced or write about fears I don't see in myself first. I'm my own first target. I spill my own blood first.''</w:t>
+        <w:br/>
+        <w:t>http://www.nytimes.com/2013/05/11/nyregion/atm-robbery-suspects-may-have-caused-own-undoing.html</w:t>
         <w:br/>
         <w:br/>
         <w:t>Graphic</w:t>
@@ -125,7 +126,11 @@
         <w:br/>
         <w:t xml:space="preserve"> </w:t>
         <w:br/>
-        <w:t>Photo: Shelby Steele at his home in San Jose, Calif. (Terrence McCarthy for The New York Times)</w:t>
+        <w:t>PHOTOS: The All County Bus depot in Yonkers. Three of the theft suspects indicted this week in Brooklyn work as bus drivers there. (PHOTOGRAPH BY MICHAEL APPLETON FOR THE NEW YORK TIMES)</w:t>
+        <w:br/>
+        <w:t>A photo shows about $20,000 sitting on cans of beer following a series of thefts from A.T.M.'s in New York in February. (PHOTOGRAPH BY U.S. ATTORNEY'S OFFICE FOR THE EASTERN DISTRICT OF NEW YORK)</w:t>
+        <w:br/>
+        <w:t xml:space="preserve"> Elvis Rafael Rodriguez is one  of the suspects in the case. (A16)</w:t>
       </w:r>
     </w:p>
     <w:sectPr>

--- a/example_articles/occupations/Multiple/2.occupations_Multiple_New_York_Times.docx
+++ b/example_articles/occupations/Multiple/2.occupations_Multiple_New_York_Times.docx
@@ -32,7 +32,7 @@
     </w:p>
     <w:p>
       <w:r>
-        <w:t>Raw occupations result, 'occupations': ['Transportation', 'Service', 'Service (Retail)']</w:t>
+        <w:t>Raw occupations result, 'occupations': ['Transportation', 'Service', 'Service (retail)']</w:t>
       </w:r>
     </w:p>
     <w:p>
